--- a/Programming Language/5.docx
+++ b/Programming Language/5.docx
@@ -13,8 +13,57 @@
           <w:u w:val="single"/>
         </w:rPr>
       </w:pPr>
-      <w:bookmarkStart w:id="0" w:name="_GoBack"/>
-      <w:bookmarkEnd w:id="0"/>
+      <w:r>
+        <w:rPr>
+          <w:b/>
+          <w:noProof/>
+          <w:color w:val="FF0000"/>
+          <w:sz w:val="22"/>
+          <w:szCs w:val="22"/>
+          <w:u w:val="single"/>
+        </w:rPr>
+        <w:drawing>
+          <wp:inline distT="0" distB="0" distL="0" distR="0">
+            <wp:extent cx="5943600" cy="1460500"/>
+            <wp:effectExtent l="0" t="0" r="0" b="6350"/>
+            <wp:docPr id="1" name="Picture 1"/>
+            <wp:cNvGraphicFramePr>
+              <a:graphicFrameLocks xmlns:a="http://schemas.openxmlformats.org/drawingml/2006/main" noChangeAspect="1"/>
+            </wp:cNvGraphicFramePr>
+            <a:graphic xmlns:a="http://schemas.openxmlformats.org/drawingml/2006/main">
+              <a:graphicData uri="http://schemas.openxmlformats.org/drawingml/2006/picture">
+                <pic:pic xmlns:pic="http://schemas.openxmlformats.org/drawingml/2006/picture">
+                  <pic:nvPicPr>
+                    <pic:cNvPr id="1" name="Screenshot_1.png"/>
+                    <pic:cNvPicPr/>
+                  </pic:nvPicPr>
+                  <pic:blipFill>
+                    <a:blip r:embed="rId5">
+                      <a:extLst>
+                        <a:ext uri="{28A0092B-C50C-407E-A947-70E740481C1C}">
+                          <a14:useLocalDpi xmlns:a14="http://schemas.microsoft.com/office/drawing/2010/main" val="0"/>
+                        </a:ext>
+                      </a:extLst>
+                    </a:blip>
+                    <a:stretch>
+                      <a:fillRect/>
+                    </a:stretch>
+                  </pic:blipFill>
+                  <pic:spPr>
+                    <a:xfrm>
+                      <a:off x="0" y="0"/>
+                      <a:ext cx="5943600" cy="1460500"/>
+                    </a:xfrm>
+                    <a:prstGeom prst="rect">
+                      <a:avLst/>
+                    </a:prstGeom>
+                  </pic:spPr>
+                </pic:pic>
+              </a:graphicData>
+            </a:graphic>
+          </wp:inline>
+        </w:drawing>
+      </w:r>
       <w:r>
         <w:rPr>
           <w:b/>
@@ -24,6 +73,185 @@
           <w:u w:val="single"/>
         </w:rPr>
         <w:t xml:space="preserve"> </w:t>
+      </w:r>
+      <w:bookmarkStart w:id="0" w:name="_GoBack"/>
+      <w:bookmarkEnd w:id="0"/>
+    </w:p>
+    <w:p>
+      <w:pPr>
+        <w:pStyle w:val="NormalWeb"/>
+        <w:rPr>
+          <w:b/>
+          <w:color w:val="FF0000"/>
+          <w:sz w:val="22"/>
+          <w:szCs w:val="22"/>
+          <w:u w:val="single"/>
+        </w:rPr>
+      </w:pPr>
+      <w:r>
+        <w:rPr>
+          <w:b/>
+          <w:noProof/>
+          <w:color w:val="FF0000"/>
+          <w:sz w:val="22"/>
+          <w:szCs w:val="22"/>
+          <w:u w:val="single"/>
+        </w:rPr>
+        <w:drawing>
+          <wp:inline distT="0" distB="0" distL="0" distR="0">
+            <wp:extent cx="5942550" cy="1858061"/>
+            <wp:effectExtent l="0" t="0" r="1270" b="8890"/>
+            <wp:docPr id="2" name="Picture 2"/>
+            <wp:cNvGraphicFramePr>
+              <a:graphicFrameLocks xmlns:a="http://schemas.openxmlformats.org/drawingml/2006/main" noChangeAspect="1"/>
+            </wp:cNvGraphicFramePr>
+            <a:graphic xmlns:a="http://schemas.openxmlformats.org/drawingml/2006/main">
+              <a:graphicData uri="http://schemas.openxmlformats.org/drawingml/2006/picture">
+                <pic:pic xmlns:pic="http://schemas.openxmlformats.org/drawingml/2006/picture">
+                  <pic:nvPicPr>
+                    <pic:cNvPr id="2" name="Screenshot_2.png"/>
+                    <pic:cNvPicPr/>
+                  </pic:nvPicPr>
+                  <pic:blipFill>
+                    <a:blip r:embed="rId6">
+                      <a:extLst>
+                        <a:ext uri="{28A0092B-C50C-407E-A947-70E740481C1C}">
+                          <a14:useLocalDpi xmlns:a14="http://schemas.microsoft.com/office/drawing/2010/main" val="0"/>
+                        </a:ext>
+                      </a:extLst>
+                    </a:blip>
+                    <a:stretch>
+                      <a:fillRect/>
+                    </a:stretch>
+                  </pic:blipFill>
+                  <pic:spPr>
+                    <a:xfrm>
+                      <a:off x="0" y="0"/>
+                      <a:ext cx="6023539" cy="1883384"/>
+                    </a:xfrm>
+                    <a:prstGeom prst="rect">
+                      <a:avLst/>
+                    </a:prstGeom>
+                  </pic:spPr>
+                </pic:pic>
+              </a:graphicData>
+            </a:graphic>
+          </wp:inline>
+        </w:drawing>
+      </w:r>
+      <w:r>
+        <w:rPr>
+          <w:b/>
+          <w:noProof/>
+          <w:color w:val="FF0000"/>
+          <w:sz w:val="22"/>
+          <w:szCs w:val="22"/>
+          <w:u w:val="single"/>
+        </w:rPr>
+        <w:drawing>
+          <wp:inline distT="0" distB="0" distL="0" distR="0">
+            <wp:extent cx="5741035" cy="2055571"/>
+            <wp:effectExtent l="0" t="0" r="0" b="1905"/>
+            <wp:docPr id="3" name="Picture 3"/>
+            <wp:cNvGraphicFramePr>
+              <a:graphicFrameLocks xmlns:a="http://schemas.openxmlformats.org/drawingml/2006/main" noChangeAspect="1"/>
+            </wp:cNvGraphicFramePr>
+            <a:graphic xmlns:a="http://schemas.openxmlformats.org/drawingml/2006/main">
+              <a:graphicData uri="http://schemas.openxmlformats.org/drawingml/2006/picture">
+                <pic:pic xmlns:pic="http://schemas.openxmlformats.org/drawingml/2006/picture">
+                  <pic:nvPicPr>
+                    <pic:cNvPr id="3" name="Screenshot_3.png"/>
+                    <pic:cNvPicPr/>
+                  </pic:nvPicPr>
+                  <pic:blipFill>
+                    <a:blip r:embed="rId7">
+                      <a:extLst>
+                        <a:ext uri="{28A0092B-C50C-407E-A947-70E740481C1C}">
+                          <a14:useLocalDpi xmlns:a14="http://schemas.microsoft.com/office/drawing/2010/main" val="0"/>
+                        </a:ext>
+                      </a:extLst>
+                    </a:blip>
+                    <a:stretch>
+                      <a:fillRect/>
+                    </a:stretch>
+                  </pic:blipFill>
+                  <pic:spPr>
+                    <a:xfrm>
+                      <a:off x="0" y="0"/>
+                      <a:ext cx="5797239" cy="2075695"/>
+                    </a:xfrm>
+                    <a:prstGeom prst="rect">
+                      <a:avLst/>
+                    </a:prstGeom>
+                  </pic:spPr>
+                </pic:pic>
+              </a:graphicData>
+            </a:graphic>
+          </wp:inline>
+        </w:drawing>
+      </w:r>
+    </w:p>
+    <w:p>
+      <w:pPr>
+        <w:pStyle w:val="NormalWeb"/>
+        <w:rPr>
+          <w:b/>
+          <w:color w:val="FF0000"/>
+          <w:sz w:val="22"/>
+          <w:szCs w:val="22"/>
+          <w:u w:val="single"/>
+        </w:rPr>
+      </w:pPr>
+      <w:r>
+        <w:rPr>
+          <w:b/>
+          <w:noProof/>
+          <w:color w:val="FF0000"/>
+          <w:sz w:val="22"/>
+          <w:szCs w:val="22"/>
+          <w:u w:val="single"/>
+        </w:rPr>
+        <w:drawing>
+          <wp:inline distT="0" distB="0" distL="0" distR="0">
+            <wp:extent cx="5943600" cy="2216506"/>
+            <wp:effectExtent l="0" t="0" r="0" b="0"/>
+            <wp:docPr id="4" name="Picture 4"/>
+            <wp:cNvGraphicFramePr>
+              <a:graphicFrameLocks xmlns:a="http://schemas.openxmlformats.org/drawingml/2006/main" noChangeAspect="1"/>
+            </wp:cNvGraphicFramePr>
+            <a:graphic xmlns:a="http://schemas.openxmlformats.org/drawingml/2006/main">
+              <a:graphicData uri="http://schemas.openxmlformats.org/drawingml/2006/picture">
+                <pic:pic xmlns:pic="http://schemas.openxmlformats.org/drawingml/2006/picture">
+                  <pic:nvPicPr>
+                    <pic:cNvPr id="4" name="Screenshot_5.png"/>
+                    <pic:cNvPicPr/>
+                  </pic:nvPicPr>
+                  <pic:blipFill>
+                    <a:blip r:embed="rId8">
+                      <a:extLst>
+                        <a:ext uri="{28A0092B-C50C-407E-A947-70E740481C1C}">
+                          <a14:useLocalDpi xmlns:a14="http://schemas.microsoft.com/office/drawing/2010/main" val="0"/>
+                        </a:ext>
+                      </a:extLst>
+                    </a:blip>
+                    <a:stretch>
+                      <a:fillRect/>
+                    </a:stretch>
+                  </pic:blipFill>
+                  <pic:spPr>
+                    <a:xfrm>
+                      <a:off x="0" y="0"/>
+                      <a:ext cx="5951222" cy="2219348"/>
+                    </a:xfrm>
+                    <a:prstGeom prst="rect">
+                      <a:avLst/>
+                    </a:prstGeom>
+                  </pic:spPr>
+                </pic:pic>
+              </a:graphicData>
+            </a:graphic>
+          </wp:inline>
+        </w:drawing>
       </w:r>
     </w:p>
     <w:sectPr>
